--- a/archive/词语的呼吸：语言如何塑造我们v2.docx
+++ b/archive/词语的呼吸：语言如何塑造我们v2.docx
@@ -147,7 +147,7 @@
           <w:lang w:val="en-US" w:eastAsia="zh-CN"/>
         </w:rPr>
       </w:pPr>
-      <w:bookmarkStart w:id="0" w:name="_Toc930915366"/>
+      <w:bookmarkStart w:id="0" w:name="_Toc1151550279"/>
       <w:r>
         <w:rPr>
           <w:rFonts w:hint="eastAsia" w:ascii="宋体" w:hAnsi="宋体" w:eastAsia="宋体" w:cs="宋体"/>
@@ -257,10 +257,10 @@
               <w:rFonts w:hint="eastAsia" w:ascii="宋体" w:hAnsi="宋体" w:eastAsia="宋体" w:cs="宋体"/>
             </w:rPr>
           </w:pPr>
-          <w:bookmarkStart w:id="1" w:name="_Toc1476187967"/>
-          <w:bookmarkStart w:id="2" w:name="_Toc1277397381"/>
+          <w:bookmarkStart w:id="1" w:name="_Toc1136555891"/>
+          <w:bookmarkStart w:id="2" w:name="_Toc982912389"/>
           <w:bookmarkStart w:id="3" w:name="_Toc243632498"/>
-          <w:bookmarkStart w:id="4" w:name="_Toc1136555891"/>
+          <w:bookmarkStart w:id="4" w:name="_Toc1277397381"/>
           <w:r>
             <w:rPr>
               <w:rFonts w:hint="eastAsia" w:ascii="宋体" w:hAnsi="宋体" w:eastAsia="宋体" w:cs="宋体"/>
@@ -312,7 +312,7 @@
               <w:rFonts w:hint="eastAsia" w:ascii="宋体" w:hAnsi="宋体" w:eastAsia="宋体" w:cs="宋体"/>
               <w:lang w:val="en-US" w:eastAsia="zh-CN"/>
             </w:rPr>
-            <w:instrText xml:space="preserve"> HYPERLINK \l _Toc930915366 </w:instrText>
+            <w:instrText xml:space="preserve"> HYPERLINK \l _Toc1151550279 </w:instrText>
           </w:r>
           <w:r>
             <w:rPr>
@@ -335,7 +335,7 @@
             <w:fldChar w:fldCharType="begin"/>
           </w:r>
           <w:r>
-            <w:instrText xml:space="preserve"> PAGEREF _Toc930915366 \h </w:instrText>
+            <w:instrText xml:space="preserve"> PAGEREF _Toc1151550279 \h </w:instrText>
           </w:r>
           <w:r>
             <w:fldChar w:fldCharType="separate"/>
@@ -373,7 +373,7 @@
               <w:rFonts w:hint="eastAsia" w:ascii="宋体" w:hAnsi="宋体" w:eastAsia="宋体" w:cs="宋体"/>
               <w:lang w:val="en-US" w:eastAsia="zh-CN"/>
             </w:rPr>
-            <w:instrText xml:space="preserve"> HYPERLINK \l _Toc1476187967 </w:instrText>
+            <w:instrText xml:space="preserve"> HYPERLINK \l _Toc982912389 </w:instrText>
           </w:r>
           <w:r>
             <w:rPr>
@@ -395,7 +395,7 @@
             <w:fldChar w:fldCharType="begin"/>
           </w:r>
           <w:r>
-            <w:instrText xml:space="preserve"> PAGEREF _Toc1476187967 \h </w:instrText>
+            <w:instrText xml:space="preserve"> PAGEREF _Toc982912389 \h </w:instrText>
           </w:r>
           <w:r>
             <w:fldChar w:fldCharType="separate"/>
@@ -433,7 +433,7 @@
               <w:rFonts w:hint="eastAsia" w:ascii="宋体" w:hAnsi="宋体" w:eastAsia="宋体" w:cs="宋体"/>
               <w:lang w:val="en-US" w:eastAsia="zh-CN"/>
             </w:rPr>
-            <w:instrText xml:space="preserve"> HYPERLINK \l _Toc412587578 </w:instrText>
+            <w:instrText xml:space="preserve"> HYPERLINK \l _Toc1364309199 </w:instrText>
           </w:r>
           <w:r>
             <w:rPr>
@@ -456,7 +456,7 @@
             <w:fldChar w:fldCharType="begin"/>
           </w:r>
           <w:r>
-            <w:instrText xml:space="preserve"> PAGEREF _Toc412587578 \h </w:instrText>
+            <w:instrText xml:space="preserve"> PAGEREF _Toc1364309199 \h </w:instrText>
           </w:r>
           <w:r>
             <w:fldChar w:fldCharType="separate"/>
@@ -494,7 +494,7 @@
               <w:rFonts w:hint="eastAsia" w:ascii="宋体" w:hAnsi="宋体" w:eastAsia="宋体" w:cs="宋体"/>
               <w:lang w:val="en-US" w:eastAsia="zh-CN"/>
             </w:rPr>
-            <w:instrText xml:space="preserve"> HYPERLINK \l _Toc134727283 </w:instrText>
+            <w:instrText xml:space="preserve"> HYPERLINK \l _Toc1261808574 </w:instrText>
           </w:r>
           <w:r>
             <w:rPr>
@@ -517,7 +517,7 @@
             <w:fldChar w:fldCharType="begin"/>
           </w:r>
           <w:r>
-            <w:instrText xml:space="preserve"> PAGEREF _Toc134727283 \h </w:instrText>
+            <w:instrText xml:space="preserve"> PAGEREF _Toc1261808574 \h </w:instrText>
           </w:r>
           <w:r>
             <w:fldChar w:fldCharType="separate"/>
@@ -555,7 +555,7 @@
               <w:rFonts w:hint="eastAsia" w:ascii="宋体" w:hAnsi="宋体" w:eastAsia="宋体" w:cs="宋体"/>
               <w:lang w:val="en-US" w:eastAsia="zh-CN"/>
             </w:rPr>
-            <w:instrText xml:space="preserve"> HYPERLINK \l _Toc913681443 </w:instrText>
+            <w:instrText xml:space="preserve"> HYPERLINK \l _Toc815689093 </w:instrText>
           </w:r>
           <w:r>
             <w:rPr>
@@ -577,7 +577,7 @@
             <w:fldChar w:fldCharType="begin"/>
           </w:r>
           <w:r>
-            <w:instrText xml:space="preserve"> PAGEREF _Toc913681443 \h </w:instrText>
+            <w:instrText xml:space="preserve"> PAGEREF _Toc815689093 \h </w:instrText>
           </w:r>
           <w:r>
             <w:fldChar w:fldCharType="separate"/>
@@ -615,7 +615,7 @@
               <w:rFonts w:hint="eastAsia" w:ascii="宋体" w:hAnsi="宋体" w:eastAsia="宋体" w:cs="宋体"/>
               <w:lang w:val="en-US" w:eastAsia="zh-CN"/>
             </w:rPr>
-            <w:instrText xml:space="preserve"> HYPERLINK \l _Toc1735936451 </w:instrText>
+            <w:instrText xml:space="preserve"> HYPERLINK \l _Toc1898467250 </w:instrText>
           </w:r>
           <w:r>
             <w:rPr>
@@ -637,7 +637,7 @@
             <w:fldChar w:fldCharType="begin"/>
           </w:r>
           <w:r>
-            <w:instrText xml:space="preserve"> PAGEREF _Toc1735936451 \h </w:instrText>
+            <w:instrText xml:space="preserve"> PAGEREF _Toc1898467250 \h </w:instrText>
           </w:r>
           <w:r>
             <w:fldChar w:fldCharType="separate"/>
@@ -675,7 +675,7 @@
               <w:rFonts w:hint="eastAsia" w:ascii="宋体" w:hAnsi="宋体" w:eastAsia="宋体" w:cs="宋体"/>
               <w:lang w:val="en-US" w:eastAsia="zh-CN"/>
             </w:rPr>
-            <w:instrText xml:space="preserve"> HYPERLINK \l _Toc171103815 </w:instrText>
+            <w:instrText xml:space="preserve"> HYPERLINK \l _Toc227043624 </w:instrText>
           </w:r>
           <w:r>
             <w:rPr>
@@ -698,7 +698,7 @@
             <w:fldChar w:fldCharType="begin"/>
           </w:r>
           <w:r>
-            <w:instrText xml:space="preserve"> PAGEREF _Toc171103815 \h </w:instrText>
+            <w:instrText xml:space="preserve"> PAGEREF _Toc227043624 \h </w:instrText>
           </w:r>
           <w:r>
             <w:fldChar w:fldCharType="separate"/>
@@ -736,7 +736,7 @@
               <w:rFonts w:hint="eastAsia" w:ascii="宋体" w:hAnsi="宋体" w:eastAsia="宋体" w:cs="宋体"/>
               <w:lang w:val="en-US" w:eastAsia="zh-CN"/>
             </w:rPr>
-            <w:instrText xml:space="preserve"> HYPERLINK \l _Toc261215372 </w:instrText>
+            <w:instrText xml:space="preserve"> HYPERLINK \l _Toc1991231496 </w:instrText>
           </w:r>
           <w:r>
             <w:rPr>
@@ -758,7 +758,7 @@
             <w:fldChar w:fldCharType="begin"/>
           </w:r>
           <w:r>
-            <w:instrText xml:space="preserve"> PAGEREF _Toc261215372 \h </w:instrText>
+            <w:instrText xml:space="preserve"> PAGEREF _Toc1991231496 \h </w:instrText>
           </w:r>
           <w:r>
             <w:fldChar w:fldCharType="separate"/>
@@ -796,7 +796,7 @@
               <w:rFonts w:hint="eastAsia" w:ascii="宋体" w:hAnsi="宋体" w:eastAsia="宋体" w:cs="宋体"/>
               <w:lang w:val="en-US" w:eastAsia="zh-CN"/>
             </w:rPr>
-            <w:instrText xml:space="preserve"> HYPERLINK \l _Toc790182736 </w:instrText>
+            <w:instrText xml:space="preserve"> HYPERLINK \l _Toc242598424 </w:instrText>
           </w:r>
           <w:r>
             <w:rPr>
@@ -819,7 +819,7 @@
             <w:fldChar w:fldCharType="begin"/>
           </w:r>
           <w:r>
-            <w:instrText xml:space="preserve"> PAGEREF _Toc790182736 \h </w:instrText>
+            <w:instrText xml:space="preserve"> PAGEREF _Toc242598424 \h </w:instrText>
           </w:r>
           <w:r>
             <w:fldChar w:fldCharType="separate"/>
@@ -857,7 +857,7 @@
               <w:rFonts w:hint="eastAsia" w:ascii="宋体" w:hAnsi="宋体" w:eastAsia="宋体" w:cs="宋体"/>
               <w:lang w:val="en-US" w:eastAsia="zh-CN"/>
             </w:rPr>
-            <w:instrText xml:space="preserve"> HYPERLINK \l _Toc562370904 </w:instrText>
+            <w:instrText xml:space="preserve"> HYPERLINK \l _Toc1427750162 </w:instrText>
           </w:r>
           <w:r>
             <w:rPr>
@@ -880,7 +880,7 @@
             <w:fldChar w:fldCharType="begin"/>
           </w:r>
           <w:r>
-            <w:instrText xml:space="preserve"> PAGEREF _Toc562370904 \h </w:instrText>
+            <w:instrText xml:space="preserve"> PAGEREF _Toc1427750162 \h </w:instrText>
           </w:r>
           <w:r>
             <w:fldChar w:fldCharType="separate"/>
@@ -918,7 +918,7 @@
               <w:rFonts w:hint="eastAsia" w:ascii="宋体" w:hAnsi="宋体" w:eastAsia="宋体" w:cs="宋体"/>
               <w:lang w:val="en-US" w:eastAsia="zh-CN"/>
             </w:rPr>
-            <w:instrText xml:space="preserve"> HYPERLINK \l _Toc692253081 </w:instrText>
+            <w:instrText xml:space="preserve"> HYPERLINK \l _Toc214701156 </w:instrText>
           </w:r>
           <w:r>
             <w:rPr>
@@ -941,7 +941,7 @@
             <w:fldChar w:fldCharType="begin"/>
           </w:r>
           <w:r>
-            <w:instrText xml:space="preserve"> PAGEREF _Toc692253081 \h </w:instrText>
+            <w:instrText xml:space="preserve"> PAGEREF _Toc214701156 \h </w:instrText>
           </w:r>
           <w:r>
             <w:fldChar w:fldCharType="separate"/>
@@ -979,7 +979,7 @@
               <w:rFonts w:hint="eastAsia" w:ascii="宋体" w:hAnsi="宋体" w:eastAsia="宋体" w:cs="宋体"/>
               <w:lang w:val="en-US" w:eastAsia="zh-CN"/>
             </w:rPr>
-            <w:instrText xml:space="preserve"> HYPERLINK \l _Toc1778616568 </w:instrText>
+            <w:instrText xml:space="preserve"> HYPERLINK \l _Toc709801932 </w:instrText>
           </w:r>
           <w:r>
             <w:rPr>
@@ -1002,7 +1002,7 @@
             <w:fldChar w:fldCharType="begin"/>
           </w:r>
           <w:r>
-            <w:instrText xml:space="preserve"> PAGEREF _Toc1778616568 \h </w:instrText>
+            <w:instrText xml:space="preserve"> PAGEREF _Toc709801932 \h </w:instrText>
           </w:r>
           <w:r>
             <w:fldChar w:fldCharType="separate"/>
@@ -1040,7 +1040,7 @@
               <w:rFonts w:hint="eastAsia" w:ascii="宋体" w:hAnsi="宋体" w:eastAsia="宋体" w:cs="宋体"/>
               <w:lang w:val="en-US" w:eastAsia="zh-CN"/>
             </w:rPr>
-            <w:instrText xml:space="preserve"> HYPERLINK \l _Toc236292136 </w:instrText>
+            <w:instrText xml:space="preserve"> HYPERLINK \l _Toc369412039 </w:instrText>
           </w:r>
           <w:r>
             <w:rPr>
@@ -1063,7 +1063,7 @@
             <w:fldChar w:fldCharType="begin"/>
           </w:r>
           <w:r>
-            <w:instrText xml:space="preserve"> PAGEREF _Toc236292136 \h </w:instrText>
+            <w:instrText xml:space="preserve"> PAGEREF _Toc369412039 \h </w:instrText>
           </w:r>
           <w:r>
             <w:fldChar w:fldCharType="separate"/>
@@ -1101,7 +1101,7 @@
               <w:rFonts w:hint="eastAsia" w:ascii="宋体" w:hAnsi="宋体" w:eastAsia="宋体" w:cs="宋体"/>
               <w:lang w:val="en-US" w:eastAsia="zh-CN"/>
             </w:rPr>
-            <w:instrText xml:space="preserve"> HYPERLINK \l _Toc664666449 </w:instrText>
+            <w:instrText xml:space="preserve"> HYPERLINK \l _Toc332915996 </w:instrText>
           </w:r>
           <w:r>
             <w:rPr>
@@ -1124,7 +1124,7 @@
             <w:fldChar w:fldCharType="begin"/>
           </w:r>
           <w:r>
-            <w:instrText xml:space="preserve"> PAGEREF _Toc664666449 \h </w:instrText>
+            <w:instrText xml:space="preserve"> PAGEREF _Toc332915996 \h </w:instrText>
           </w:r>
           <w:r>
             <w:fldChar w:fldCharType="separate"/>
@@ -1162,7 +1162,7 @@
               <w:rFonts w:hint="eastAsia" w:ascii="宋体" w:hAnsi="宋体" w:eastAsia="宋体" w:cs="宋体"/>
               <w:lang w:val="en-US" w:eastAsia="zh-CN"/>
             </w:rPr>
-            <w:instrText xml:space="preserve"> HYPERLINK \l _Toc1986560296 </w:instrText>
+            <w:instrText xml:space="preserve"> HYPERLINK \l _Toc1124244337 </w:instrText>
           </w:r>
           <w:r>
             <w:rPr>
@@ -1185,7 +1185,7 @@
             <w:fldChar w:fldCharType="begin"/>
           </w:r>
           <w:r>
-            <w:instrText xml:space="preserve"> PAGEREF _Toc1986560296 \h </w:instrText>
+            <w:instrText xml:space="preserve"> PAGEREF _Toc1124244337 \h </w:instrText>
           </w:r>
           <w:r>
             <w:fldChar w:fldCharType="separate"/>
@@ -1223,7 +1223,7 @@
               <w:rFonts w:hint="eastAsia" w:ascii="宋体" w:hAnsi="宋体" w:eastAsia="宋体" w:cs="宋体"/>
               <w:lang w:val="en-US" w:eastAsia="zh-CN"/>
             </w:rPr>
-            <w:instrText xml:space="preserve"> HYPERLINK \l _Toc1190634963 </w:instrText>
+            <w:instrText xml:space="preserve"> HYPERLINK \l _Toc1613445653 </w:instrText>
           </w:r>
           <w:r>
             <w:rPr>
@@ -1246,7 +1246,7 @@
             <w:fldChar w:fldCharType="begin"/>
           </w:r>
           <w:r>
-            <w:instrText xml:space="preserve"> PAGEREF _Toc1190634963 \h </w:instrText>
+            <w:instrText xml:space="preserve"> PAGEREF _Toc1613445653 \h </w:instrText>
           </w:r>
           <w:r>
             <w:fldChar w:fldCharType="separate"/>
@@ -1284,7 +1284,7 @@
               <w:rFonts w:hint="eastAsia" w:ascii="宋体" w:hAnsi="宋体" w:eastAsia="宋体" w:cs="宋体"/>
               <w:lang w:val="en-US" w:eastAsia="zh-CN"/>
             </w:rPr>
-            <w:instrText xml:space="preserve"> HYPERLINK \l _Toc749200395 </w:instrText>
+            <w:instrText xml:space="preserve"> HYPERLINK \l _Toc905079302 </w:instrText>
           </w:r>
           <w:r>
             <w:rPr>
@@ -1307,7 +1307,7 @@
             <w:fldChar w:fldCharType="begin"/>
           </w:r>
           <w:r>
-            <w:instrText xml:space="preserve"> PAGEREF _Toc749200395 \h </w:instrText>
+            <w:instrText xml:space="preserve"> PAGEREF _Toc905079302 \h </w:instrText>
           </w:r>
           <w:r>
             <w:fldChar w:fldCharType="separate"/>
@@ -1345,7 +1345,7 @@
               <w:rFonts w:hint="eastAsia" w:ascii="宋体" w:hAnsi="宋体" w:eastAsia="宋体" w:cs="宋体"/>
               <w:lang w:val="en-US" w:eastAsia="zh-CN"/>
             </w:rPr>
-            <w:instrText xml:space="preserve"> HYPERLINK \l _Toc1114416404 </w:instrText>
+            <w:instrText xml:space="preserve"> HYPERLINK \l _Toc1041157013 </w:instrText>
           </w:r>
           <w:r>
             <w:rPr>
@@ -1368,7 +1368,7 @@
             <w:fldChar w:fldCharType="begin"/>
           </w:r>
           <w:r>
-            <w:instrText xml:space="preserve"> PAGEREF _Toc1114416404 \h </w:instrText>
+            <w:instrText xml:space="preserve"> PAGEREF _Toc1041157013 \h </w:instrText>
           </w:r>
           <w:r>
             <w:fldChar w:fldCharType="separate"/>
@@ -1406,7 +1406,7 @@
               <w:rFonts w:hint="eastAsia" w:ascii="宋体" w:hAnsi="宋体" w:eastAsia="宋体" w:cs="宋体"/>
               <w:lang w:val="en-US" w:eastAsia="zh-CN"/>
             </w:rPr>
-            <w:instrText xml:space="preserve"> HYPERLINK \l _Toc1791616541 </w:instrText>
+            <w:instrText xml:space="preserve"> HYPERLINK \l _Toc1029161735 </w:instrText>
           </w:r>
           <w:r>
             <w:rPr>
@@ -1429,7 +1429,7 @@
             <w:fldChar w:fldCharType="begin"/>
           </w:r>
           <w:r>
-            <w:instrText xml:space="preserve"> PAGEREF _Toc1791616541 \h </w:instrText>
+            <w:instrText xml:space="preserve"> PAGEREF _Toc1029161735 \h </w:instrText>
           </w:r>
           <w:r>
             <w:fldChar w:fldCharType="separate"/>
@@ -1467,7 +1467,7 @@
               <w:rFonts w:hint="eastAsia" w:ascii="宋体" w:hAnsi="宋体" w:eastAsia="宋体" w:cs="宋体"/>
               <w:lang w:val="en-US" w:eastAsia="zh-CN"/>
             </w:rPr>
-            <w:instrText xml:space="preserve"> HYPERLINK \l _Toc1830990000 </w:instrText>
+            <w:instrText xml:space="preserve"> HYPERLINK \l _Toc1287987207 </w:instrText>
           </w:r>
           <w:r>
             <w:rPr>
@@ -1490,7 +1490,7 @@
             <w:fldChar w:fldCharType="begin"/>
           </w:r>
           <w:r>
-            <w:instrText xml:space="preserve"> PAGEREF _Toc1830990000 \h </w:instrText>
+            <w:instrText xml:space="preserve"> PAGEREF _Toc1287987207 \h </w:instrText>
           </w:r>
           <w:r>
             <w:fldChar w:fldCharType="separate"/>
@@ -1528,7 +1528,7 @@
               <w:rFonts w:hint="eastAsia" w:ascii="宋体" w:hAnsi="宋体" w:eastAsia="宋体" w:cs="宋体"/>
               <w:lang w:val="en-US" w:eastAsia="zh-CN"/>
             </w:rPr>
-            <w:instrText xml:space="preserve"> HYPERLINK \l _Toc8268490 </w:instrText>
+            <w:instrText xml:space="preserve"> HYPERLINK \l _Toc565826289 </w:instrText>
           </w:r>
           <w:r>
             <w:rPr>
@@ -1551,7 +1551,7 @@
             <w:fldChar w:fldCharType="begin"/>
           </w:r>
           <w:r>
-            <w:instrText xml:space="preserve"> PAGEREF _Toc8268490 \h </w:instrText>
+            <w:instrText xml:space="preserve"> PAGEREF _Toc565826289 \h </w:instrText>
           </w:r>
           <w:r>
             <w:fldChar w:fldCharType="separate"/>
@@ -1589,7 +1589,7 @@
               <w:rFonts w:hint="eastAsia" w:ascii="宋体" w:hAnsi="宋体" w:eastAsia="宋体" w:cs="宋体"/>
               <w:lang w:val="en-US" w:eastAsia="zh-CN"/>
             </w:rPr>
-            <w:instrText xml:space="preserve"> HYPERLINK \l _Toc1529558022 </w:instrText>
+            <w:instrText xml:space="preserve"> HYPERLINK \l _Toc784850307 </w:instrText>
           </w:r>
           <w:r>
             <w:rPr>
@@ -1612,7 +1612,7 @@
             <w:fldChar w:fldCharType="begin"/>
           </w:r>
           <w:r>
-            <w:instrText xml:space="preserve"> PAGEREF _Toc1529558022 \h </w:instrText>
+            <w:instrText xml:space="preserve"> PAGEREF _Toc784850307 \h </w:instrText>
           </w:r>
           <w:r>
             <w:fldChar w:fldCharType="separate"/>
@@ -1650,7 +1650,7 @@
               <w:rFonts w:hint="eastAsia" w:ascii="宋体" w:hAnsi="宋体" w:eastAsia="宋体" w:cs="宋体"/>
               <w:lang w:val="en-US" w:eastAsia="zh-CN"/>
             </w:rPr>
-            <w:instrText xml:space="preserve"> HYPERLINK \l _Toc1902421164 </w:instrText>
+            <w:instrText xml:space="preserve"> HYPERLINK \l _Toc1134549875 </w:instrText>
           </w:r>
           <w:r>
             <w:rPr>
@@ -1673,7 +1673,7 @@
             <w:fldChar w:fldCharType="begin"/>
           </w:r>
           <w:r>
-            <w:instrText xml:space="preserve"> PAGEREF _Toc1902421164 \h </w:instrText>
+            <w:instrText xml:space="preserve"> PAGEREF _Toc1134549875 \h </w:instrText>
           </w:r>
           <w:r>
             <w:fldChar w:fldCharType="separate"/>
@@ -1711,7 +1711,7 @@
               <w:rFonts w:hint="eastAsia" w:ascii="宋体" w:hAnsi="宋体" w:eastAsia="宋体" w:cs="宋体"/>
               <w:lang w:val="en-US" w:eastAsia="zh-CN"/>
             </w:rPr>
-            <w:instrText xml:space="preserve"> HYPERLINK \l _Toc108483165 </w:instrText>
+            <w:instrText xml:space="preserve"> HYPERLINK \l _Toc872447412 </w:instrText>
           </w:r>
           <w:r>
             <w:rPr>
@@ -1734,7 +1734,7 @@
             <w:fldChar w:fldCharType="begin"/>
           </w:r>
           <w:r>
-            <w:instrText xml:space="preserve"> PAGEREF _Toc108483165 \h </w:instrText>
+            <w:instrText xml:space="preserve"> PAGEREF _Toc872447412 \h </w:instrText>
           </w:r>
           <w:r>
             <w:fldChar w:fldCharType="separate"/>
@@ -1796,7 +1796,7 @@
           <w:sz w:val="24"/>
         </w:rPr>
       </w:pPr>
-      <w:bookmarkStart w:id="5" w:name="_Toc412587578"/>
+      <w:bookmarkStart w:id="5" w:name="_Toc1364309199"/>
       <w:r>
         <w:rPr>
           <w:rFonts w:hint="eastAsia" w:ascii="宋体" w:hAnsi="宋体" w:eastAsia="宋体" w:cs="宋体"/>
@@ -3975,7 +3975,7 @@
           <w:lang w:val="en-US" w:eastAsia="zh-CN"/>
         </w:rPr>
       </w:pPr>
-      <w:bookmarkStart w:id="6" w:name="_Toc134727283"/>
+      <w:bookmarkStart w:id="6" w:name="_Toc1261808574"/>
       <w:r>
         <w:rPr>
           <w:rFonts w:hint="eastAsia" w:ascii="宋体" w:hAnsi="宋体" w:eastAsia="宋体" w:cs="宋体"/>
@@ -3995,7 +3995,7 @@
           <w:sz w:val="24"/>
         </w:rPr>
       </w:pPr>
-      <w:bookmarkStart w:id="7" w:name="_Toc913681443"/>
+      <w:bookmarkStart w:id="7" w:name="_Toc815689093"/>
       <w:r>
         <w:rPr>
           <w:rFonts w:hint="eastAsia" w:ascii="宋体" w:hAnsi="宋体" w:eastAsia="宋体" w:cs="宋体"/>
@@ -7936,7 +7936,7 @@
           <w:rFonts w:hint="eastAsia" w:ascii="宋体" w:hAnsi="宋体" w:eastAsia="宋体" w:cs="宋体"/>
         </w:rPr>
       </w:pPr>
-      <w:bookmarkStart w:id="8" w:name="_Toc1735936451"/>
+      <w:bookmarkStart w:id="8" w:name="_Toc1898467250"/>
       <w:r>
         <w:rPr>
           <w:rFonts w:hint="eastAsia" w:ascii="宋体" w:hAnsi="宋体" w:eastAsia="宋体" w:cs="宋体"/>
@@ -12356,7 +12356,7 @@
           <w:szCs w:val="36"/>
         </w:rPr>
       </w:pPr>
-      <w:bookmarkStart w:id="9" w:name="_Toc171103815"/>
+      <w:bookmarkStart w:id="9" w:name="_Toc227043624"/>
       <w:r>
         <w:rPr>
           <w:rFonts w:hint="eastAsia" w:ascii="宋体" w:hAnsi="宋体" w:eastAsia="宋体" w:cs="宋体"/>
@@ -12375,7 +12375,7 @@
           <w:rFonts w:hint="eastAsia" w:ascii="宋体" w:hAnsi="宋体" w:eastAsia="宋体" w:cs="宋体"/>
         </w:rPr>
       </w:pPr>
-      <w:bookmarkStart w:id="10" w:name="_Toc261215372"/>
+      <w:bookmarkStart w:id="10" w:name="_Toc1991231496"/>
       <w:r>
         <w:rPr>
           <w:rFonts w:hint="eastAsia" w:ascii="宋体" w:hAnsi="宋体" w:eastAsia="宋体" w:cs="宋体"/>
@@ -16498,7 +16498,7 @@
           <w:lang w:val="en-US" w:eastAsia="zh-CN"/>
         </w:rPr>
       </w:pPr>
-      <w:bookmarkStart w:id="11" w:name="_Toc790182736"/>
+      <w:bookmarkStart w:id="11" w:name="_Toc242598424"/>
       <w:r>
         <w:rPr>
           <w:rFonts w:hint="eastAsia" w:ascii="宋体" w:hAnsi="宋体" w:eastAsia="宋体" w:cs="宋体"/>
@@ -19869,7 +19869,7 @@
           <w:lang w:val="en-US" w:eastAsia="zh-CN"/>
         </w:rPr>
       </w:pPr>
-      <w:bookmarkStart w:id="12" w:name="_Toc562370904"/>
+      <w:bookmarkStart w:id="12" w:name="_Toc1427750162"/>
       <w:r>
         <w:rPr>
           <w:rFonts w:hint="eastAsia" w:ascii="宋体" w:hAnsi="宋体" w:eastAsia="宋体" w:cs="宋体"/>
@@ -19888,7 +19888,7 @@
           <w:lang w:val="en-US" w:eastAsia="zh-CN"/>
         </w:rPr>
       </w:pPr>
-      <w:bookmarkStart w:id="13" w:name="_Toc692253081"/>
+      <w:bookmarkStart w:id="13" w:name="_Toc214701156"/>
       <w:r>
         <w:rPr>
           <w:rFonts w:hint="eastAsia" w:ascii="宋体" w:hAnsi="宋体" w:eastAsia="宋体" w:cs="宋体"/>
@@ -23728,7 +23728,7 @@
           <w:lang w:val="en-US" w:eastAsia="zh-CN"/>
         </w:rPr>
       </w:pPr>
-      <w:bookmarkStart w:id="14" w:name="_Toc1778616568"/>
+      <w:bookmarkStart w:id="14" w:name="_Toc709801932"/>
       <w:r>
         <w:rPr>
           <w:rFonts w:hint="eastAsia" w:ascii="宋体" w:hAnsi="宋体" w:eastAsia="宋体" w:cs="宋体"/>
@@ -28219,7 +28219,7 @@
           <w:lang w:val="en-US" w:eastAsia="zh-CN"/>
         </w:rPr>
       </w:pPr>
-      <w:bookmarkStart w:id="15" w:name="_Toc236292136"/>
+      <w:bookmarkStart w:id="15" w:name="_Toc369412039"/>
       <w:r>
         <w:rPr>
           <w:rFonts w:hint="eastAsia" w:ascii="宋体" w:hAnsi="宋体" w:eastAsia="宋体" w:cs="宋体"/>
@@ -28238,7 +28238,7 @@
           <w:lang w:val="en-US" w:eastAsia="zh-CN"/>
         </w:rPr>
       </w:pPr>
-      <w:bookmarkStart w:id="16" w:name="_Toc664666449"/>
+      <w:bookmarkStart w:id="16" w:name="_Toc332915996"/>
       <w:r>
         <w:rPr>
           <w:rFonts w:hint="eastAsia" w:ascii="宋体" w:hAnsi="宋体" w:eastAsia="宋体" w:cs="宋体"/>
@@ -30457,50 +30457,21 @@
     </w:p>
     <w:p>
       <w:pPr>
-        <w:snapToGrid/>
-        <w:spacing w:beforeAutospacing="0" w:afterAutospacing="0" w:line="288" w:lineRule="auto"/>
-        <w:ind w:left="0" w:leftChars="0" w:right="0" w:rightChars="0" w:firstLine="482" w:firstLineChars="0"/>
-        <w:jc w:val="both"/>
-        <w:rPr>
-          <w:rFonts w:hint="eastAsia" w:ascii="宋体" w:hAnsi="宋体" w:eastAsia="宋体" w:cs="宋体"/>
-          <w:sz w:val="24"/>
-          <w:lang w:val="en-US" w:eastAsia="zh-CN"/>
-        </w:rPr>
-      </w:pPr>
-    </w:p>
-    <w:p>
-      <w:pPr>
-        <w:snapToGrid/>
-        <w:spacing w:beforeAutospacing="0" w:afterAutospacing="0" w:line="288" w:lineRule="auto"/>
-        <w:ind w:left="0" w:leftChars="0" w:right="0" w:rightChars="0" w:firstLine="482" w:firstLineChars="0"/>
-        <w:jc w:val="both"/>
-        <w:rPr>
-          <w:rFonts w:hint="eastAsia" w:ascii="宋体" w:hAnsi="宋体" w:eastAsia="宋体" w:cs="宋体"/>
-          <w:sz w:val="24"/>
-          <w:lang w:val="en-US" w:eastAsia="zh-CN"/>
-        </w:rPr>
-      </w:pPr>
-      <w:r>
-        <w:rPr>
-          <w:rFonts w:hint="eastAsia" w:ascii="宋体" w:hAnsi="宋体" w:eastAsia="宋体" w:cs="宋体"/>
-          <w:sz w:val="24"/>
-          <w:lang w:val="en-US" w:eastAsia="zh-CN"/>
-        </w:rPr>
-        <w:t>3. “定义”作为一种“精神自卫”</w:t>
-      </w:r>
-    </w:p>
-    <w:p>
-      <w:pPr>
-        <w:snapToGrid/>
-        <w:spacing w:beforeAutospacing="0" w:afterAutospacing="0" w:line="288" w:lineRule="auto"/>
-        <w:ind w:left="0" w:leftChars="0" w:right="0" w:rightChars="0" w:firstLine="482" w:firstLineChars="0"/>
-        <w:jc w:val="both"/>
-        <w:rPr>
-          <w:rFonts w:hint="eastAsia" w:ascii="宋体" w:hAnsi="宋体" w:eastAsia="宋体" w:cs="宋体"/>
-          <w:sz w:val="24"/>
-          <w:lang w:val="en-US" w:eastAsia="zh-CN"/>
-        </w:rPr>
-      </w:pPr>
+        <w:pStyle w:val="6"/>
+        <w:bidi w:val="0"/>
+        <w:rPr>
+          <w:rFonts w:hint="eastAsia" w:ascii="宋体" w:hAnsi="宋体" w:eastAsia="宋体" w:cs="宋体"/>
+          <w:sz w:val="24"/>
+          <w:lang w:val="en-US" w:eastAsia="zh-CN"/>
+        </w:rPr>
+      </w:pPr>
+      <w:r>
+        <w:rPr>
+          <w:rFonts w:hint="eastAsia"/>
+          <w:lang w:val="en-US" w:eastAsia="zh-CN"/>
+        </w:rPr>
+        <w:t>“定义”作为一种“精神自卫”</w:t>
+      </w:r>
     </w:p>
     <w:p>
       <w:pPr>
@@ -33139,7 +33110,7 @@
           <w:lang w:val="en-US" w:eastAsia="zh-CN"/>
         </w:rPr>
       </w:pPr>
-      <w:bookmarkStart w:id="17" w:name="_Toc1986560296"/>
+      <w:bookmarkStart w:id="17" w:name="_Toc1124244337"/>
       <w:r>
         <w:rPr>
           <w:rFonts w:hint="eastAsia" w:ascii="宋体" w:hAnsi="宋体" w:eastAsia="宋体" w:cs="宋体"/>
@@ -34254,260 +34225,6 @@
     </w:p>
     <w:p>
       <w:pPr>
-        <w:snapToGrid/>
-        <w:spacing w:beforeAutospacing="0" w:afterAutospacing="0" w:line="288" w:lineRule="auto"/>
-        <w:ind w:left="0" w:leftChars="0" w:right="0" w:rightChars="0" w:firstLine="482" w:firstLineChars="0"/>
-        <w:jc w:val="both"/>
-        <w:rPr>
-          <w:rFonts w:hint="eastAsia" w:ascii="宋体" w:hAnsi="宋体" w:eastAsia="宋体" w:cs="宋体"/>
-          <w:sz w:val="24"/>
-          <w:lang w:val="en-US" w:eastAsia="zh-CN"/>
-        </w:rPr>
-      </w:pPr>
-    </w:p>
-    <w:p>
-      <w:pPr>
-        <w:snapToGrid/>
-        <w:spacing w:beforeAutospacing="0" w:afterAutospacing="0" w:line="288" w:lineRule="auto"/>
-        <w:ind w:left="0" w:leftChars="0" w:right="0" w:rightChars="0" w:firstLine="482" w:firstLineChars="0"/>
-        <w:jc w:val="both"/>
-        <w:rPr>
-          <w:rFonts w:hint="eastAsia" w:ascii="宋体" w:hAnsi="宋体" w:eastAsia="宋体" w:cs="宋体"/>
-          <w:sz w:val="24"/>
-          <w:lang w:val="en-US" w:eastAsia="zh-CN"/>
-        </w:rPr>
-      </w:pPr>
-      <w:r>
-        <w:rPr>
-          <w:rFonts w:hint="eastAsia" w:ascii="宋体" w:hAnsi="宋体" w:eastAsia="宋体" w:cs="宋体"/>
-          <w:sz w:val="24"/>
-          <w:lang w:val="en-US" w:eastAsia="zh-CN"/>
-        </w:rPr>
-        <w:t>2. NVC作为一种“意识的转换”</w:t>
-      </w:r>
-    </w:p>
-    <w:p>
-      <w:pPr>
-        <w:snapToGrid/>
-        <w:spacing w:beforeAutospacing="0" w:afterAutospacing="0" w:line="288" w:lineRule="auto"/>
-        <w:ind w:left="0" w:leftChars="0" w:right="0" w:rightChars="0" w:firstLine="482" w:firstLineChars="0"/>
-        <w:jc w:val="both"/>
-        <w:rPr>
-          <w:rFonts w:hint="eastAsia" w:ascii="宋体" w:hAnsi="宋体" w:eastAsia="宋体" w:cs="宋体"/>
-          <w:sz w:val="24"/>
-          <w:lang w:val="en-US" w:eastAsia="zh-CN"/>
-        </w:rPr>
-      </w:pPr>
-    </w:p>
-    <w:p>
-      <w:pPr>
-        <w:snapToGrid/>
-        <w:spacing w:beforeAutospacing="0" w:afterAutospacing="0" w:line="288" w:lineRule="auto"/>
-        <w:ind w:left="0" w:leftChars="0" w:right="0" w:rightChars="0" w:firstLine="482" w:firstLineChars="0"/>
-        <w:jc w:val="both"/>
-        <w:rPr>
-          <w:rFonts w:hint="eastAsia" w:ascii="宋体" w:hAnsi="宋体" w:eastAsia="宋体" w:cs="宋体"/>
-          <w:sz w:val="24"/>
-          <w:lang w:val="en-US" w:eastAsia="zh-CN"/>
-        </w:rPr>
-      </w:pPr>
-      <w:r>
-        <w:rPr>
-          <w:rFonts w:hint="eastAsia" w:ascii="宋体" w:hAnsi="宋体" w:eastAsia="宋体" w:cs="宋体"/>
-          <w:sz w:val="24"/>
-          <w:lang w:val="en-US" w:eastAsia="zh-CN"/>
-        </w:rPr>
-        <w:t>NVC的“四要素”句法模板，不仅仅是一套“说话技巧”。它是一种深刻的“意识转换”练习。</w:t>
-      </w:r>
-    </w:p>
-    <w:p>
-      <w:pPr>
-        <w:snapToGrid/>
-        <w:spacing w:beforeAutospacing="0" w:afterAutospacing="0" w:line="288" w:lineRule="auto"/>
-        <w:ind w:left="0" w:leftChars="0" w:right="0" w:rightChars="0" w:firstLine="482" w:firstLineChars="0"/>
-        <w:jc w:val="both"/>
-        <w:rPr>
-          <w:rFonts w:hint="eastAsia" w:ascii="宋体" w:hAnsi="宋体" w:eastAsia="宋体" w:cs="宋体"/>
-          <w:sz w:val="24"/>
-          <w:lang w:val="en-US" w:eastAsia="zh-CN"/>
-        </w:rPr>
-      </w:pPr>
-    </w:p>
-    <w:p>
-      <w:pPr>
-        <w:snapToGrid/>
-        <w:spacing w:beforeAutospacing="0" w:afterAutospacing="0" w:line="288" w:lineRule="auto"/>
-        <w:ind w:left="0" w:leftChars="0" w:right="0" w:rightChars="0" w:firstLine="482" w:firstLineChars="0"/>
-        <w:jc w:val="both"/>
-        <w:rPr>
-          <w:rFonts w:hint="eastAsia" w:ascii="宋体" w:hAnsi="宋体" w:eastAsia="宋体" w:cs="宋体"/>
-          <w:sz w:val="24"/>
-          <w:lang w:val="en-US" w:eastAsia="zh-CN"/>
-        </w:rPr>
-      </w:pPr>
-      <w:r>
-        <w:rPr>
-          <w:rFonts w:hint="eastAsia" w:ascii="宋体" w:hAnsi="宋体" w:eastAsia="宋体" w:cs="宋体"/>
-          <w:sz w:val="24"/>
-          <w:lang w:val="en-US" w:eastAsia="zh-CN"/>
-        </w:rPr>
-        <w:t>它要求我们，在每一次沟通中，都完成一次从“向外指责”到“向内觉察”的转向。</w:t>
-      </w:r>
-    </w:p>
-    <w:p>
-      <w:pPr>
-        <w:snapToGrid/>
-        <w:spacing w:beforeAutospacing="0" w:afterAutospacing="0" w:line="288" w:lineRule="auto"/>
-        <w:ind w:left="0" w:leftChars="0" w:right="0" w:rightChars="0" w:firstLine="482" w:firstLineChars="0"/>
-        <w:jc w:val="both"/>
-        <w:rPr>
-          <w:rFonts w:hint="eastAsia" w:ascii="宋体" w:hAnsi="宋体" w:eastAsia="宋体" w:cs="宋体"/>
-          <w:sz w:val="24"/>
-          <w:lang w:val="en-US" w:eastAsia="zh-CN"/>
-        </w:rPr>
-      </w:pPr>
-      <w:r>
-        <w:rPr>
-          <w:rFonts w:hint="eastAsia" w:ascii="宋体" w:hAnsi="宋体" w:eastAsia="宋体" w:cs="宋体"/>
-          <w:sz w:val="24"/>
-          <w:lang w:val="en-US" w:eastAsia="zh-CN"/>
-        </w:rPr>
-        <w:t>在评判对方之前，先观察事实。</w:t>
-      </w:r>
-    </w:p>
-    <w:p>
-      <w:pPr>
-        <w:snapToGrid/>
-        <w:spacing w:beforeAutospacing="0" w:afterAutospacing="0" w:line="288" w:lineRule="auto"/>
-        <w:ind w:left="0" w:leftChars="0" w:right="0" w:rightChars="0" w:firstLine="482" w:firstLineChars="0"/>
-        <w:jc w:val="both"/>
-        <w:rPr>
-          <w:rFonts w:hint="eastAsia" w:ascii="宋体" w:hAnsi="宋体" w:eastAsia="宋体" w:cs="宋体"/>
-          <w:sz w:val="24"/>
-          <w:lang w:val="en-US" w:eastAsia="zh-CN"/>
-        </w:rPr>
-      </w:pPr>
-      <w:r>
-        <w:rPr>
-          <w:rFonts w:hint="eastAsia" w:ascii="宋体" w:hAnsi="宋体" w:eastAsia="宋体" w:cs="宋体"/>
-          <w:sz w:val="24"/>
-          <w:lang w:val="en-US" w:eastAsia="zh-CN"/>
-        </w:rPr>
-        <w:t>在诠释对方之前，先感受自己。</w:t>
-      </w:r>
-    </w:p>
-    <w:p>
-      <w:pPr>
-        <w:snapToGrid/>
-        <w:spacing w:beforeAutospacing="0" w:afterAutospacing="0" w:line="288" w:lineRule="auto"/>
-        <w:ind w:left="0" w:leftChars="0" w:right="0" w:rightChars="0" w:firstLine="482" w:firstLineChars="0"/>
-        <w:jc w:val="both"/>
-        <w:rPr>
-          <w:rFonts w:hint="eastAsia" w:ascii="宋体" w:hAnsi="宋体" w:eastAsia="宋体" w:cs="宋体"/>
-          <w:sz w:val="24"/>
-          <w:lang w:val="en-US" w:eastAsia="zh-CN"/>
-        </w:rPr>
-      </w:pPr>
-      <w:r>
-        <w:rPr>
-          <w:rFonts w:hint="eastAsia" w:ascii="宋体" w:hAnsi="宋体" w:eastAsia="宋体" w:cs="宋体"/>
-          <w:sz w:val="24"/>
-          <w:lang w:val="en-US" w:eastAsia="zh-CN"/>
-        </w:rPr>
-        <w:t>在抱怨策略之前，先连接需要。</w:t>
-      </w:r>
-    </w:p>
-    <w:p>
-      <w:pPr>
-        <w:snapToGrid/>
-        <w:spacing w:beforeAutospacing="0" w:afterAutospacing="0" w:line="288" w:lineRule="auto"/>
-        <w:ind w:left="0" w:leftChars="0" w:right="0" w:rightChars="0" w:firstLine="482" w:firstLineChars="0"/>
-        <w:jc w:val="both"/>
-        <w:rPr>
-          <w:rFonts w:hint="eastAsia" w:ascii="宋体" w:hAnsi="宋体" w:eastAsia="宋体" w:cs="宋体"/>
-          <w:sz w:val="24"/>
-          <w:lang w:val="en-US" w:eastAsia="zh-CN"/>
-        </w:rPr>
-      </w:pPr>
-      <w:r>
-        <w:rPr>
-          <w:rFonts w:hint="eastAsia" w:ascii="宋体" w:hAnsi="宋体" w:eastAsia="宋体" w:cs="宋体"/>
-          <w:sz w:val="24"/>
-          <w:lang w:val="en-US" w:eastAsia="zh-CN"/>
-        </w:rPr>
-        <w:t>在发出命令之前，先提出请求。</w:t>
-      </w:r>
-    </w:p>
-    <w:p>
-      <w:pPr>
-        <w:snapToGrid/>
-        <w:spacing w:beforeAutospacing="0" w:afterAutospacing="0" w:line="288" w:lineRule="auto"/>
-        <w:ind w:left="0" w:leftChars="0" w:right="0" w:rightChars="0" w:firstLine="482" w:firstLineChars="0"/>
-        <w:jc w:val="both"/>
-        <w:rPr>
-          <w:rFonts w:hint="eastAsia" w:ascii="宋体" w:hAnsi="宋体" w:eastAsia="宋体" w:cs="宋体"/>
-          <w:sz w:val="24"/>
-          <w:lang w:val="en-US" w:eastAsia="zh-CN"/>
-        </w:rPr>
-      </w:pPr>
-    </w:p>
-    <w:p>
-      <w:pPr>
-        <w:snapToGrid/>
-        <w:spacing w:beforeAutospacing="0" w:afterAutospacing="0" w:line="288" w:lineRule="auto"/>
-        <w:ind w:left="0" w:leftChars="0" w:right="0" w:rightChars="0" w:firstLine="482" w:firstLineChars="0"/>
-        <w:jc w:val="both"/>
-        <w:rPr>
-          <w:rFonts w:hint="eastAsia" w:ascii="宋体" w:hAnsi="宋体" w:eastAsia="宋体" w:cs="宋体"/>
-          <w:sz w:val="24"/>
-          <w:lang w:val="en-US" w:eastAsia="zh-CN"/>
-        </w:rPr>
-      </w:pPr>
-      <w:r>
-        <w:rPr>
-          <w:rFonts w:hint="eastAsia" w:ascii="宋体" w:hAnsi="宋体" w:eastAsia="宋体" w:cs="宋体"/>
-          <w:sz w:val="24"/>
-          <w:lang w:val="en-US" w:eastAsia="zh-CN"/>
-        </w:rPr>
-        <w:t>这种句法上的“革命”，会为我们的人际关系，开辟出一个全新的“可能性空间”。在这个空间里，冲突，不再是需要被“赢”或“输”的“战争”，而是可以被共同“转化”的、通往更深层“理解”和“连接”的“机会”。</w:t>
-      </w:r>
-    </w:p>
-    <w:p>
-      <w:pPr>
-        <w:snapToGrid/>
-        <w:spacing w:beforeAutospacing="0" w:afterAutospacing="0" w:line="288" w:lineRule="auto"/>
-        <w:ind w:left="0" w:leftChars="0" w:right="0" w:rightChars="0" w:firstLine="482" w:firstLineChars="0"/>
-        <w:jc w:val="both"/>
-        <w:rPr>
-          <w:rFonts w:hint="eastAsia" w:ascii="宋体" w:hAnsi="宋体" w:eastAsia="宋体" w:cs="宋体"/>
-          <w:sz w:val="24"/>
-          <w:lang w:val="en-US" w:eastAsia="zh-CN"/>
-        </w:rPr>
-      </w:pPr>
-    </w:p>
-    <w:p>
-      <w:pPr>
-        <w:snapToGrid/>
-        <w:spacing w:beforeAutospacing="0" w:afterAutospacing="0" w:line="288" w:lineRule="auto"/>
-        <w:ind w:left="0" w:leftChars="0" w:right="0" w:rightChars="0" w:firstLine="482" w:firstLineChars="0"/>
-        <w:jc w:val="both"/>
-        <w:rPr>
-          <w:rFonts w:hint="eastAsia" w:ascii="宋体" w:hAnsi="宋体" w:eastAsia="宋体" w:cs="宋体"/>
-          <w:sz w:val="24"/>
-          <w:lang w:val="en-US" w:eastAsia="zh-CN"/>
-        </w:rPr>
-      </w:pPr>
-      <w:r>
-        <w:rPr>
-          <w:rFonts w:hint="eastAsia" w:ascii="宋体" w:hAnsi="宋体" w:eastAsia="宋体" w:cs="宋体"/>
-          <w:sz w:val="24"/>
-          <w:lang w:val="en-US" w:eastAsia="zh-CN"/>
-        </w:rPr>
-        <w:t>在一个被“评判”和“攻击”的语言所主宰的、日益撕裂的世界里，有意识地，在我们的家庭、工作和社区中，去练习和使用NVC这种“连接”的语言，本身就是一种最微小、但却最强大的“和平行动”。</w:t>
-      </w:r>
-    </w:p>
-    <w:p>
-      <w:pPr>
         <w:pStyle w:val="6"/>
         <w:bidi w:val="0"/>
         <w:rPr>
@@ -34521,6 +34238,233 @@
           <w:rFonts w:hint="eastAsia"/>
           <w:lang w:val="en-US" w:eastAsia="zh-CN"/>
         </w:rPr>
+        <w:t>NVC作为一种“意识的转换”</w:t>
+      </w:r>
+      <w:bookmarkStart w:id="27" w:name="_GoBack"/>
+      <w:bookmarkEnd w:id="27"/>
+    </w:p>
+    <w:p>
+      <w:pPr>
+        <w:snapToGrid/>
+        <w:spacing w:beforeAutospacing="0" w:afterAutospacing="0" w:line="288" w:lineRule="auto"/>
+        <w:ind w:left="0" w:leftChars="0" w:right="0" w:rightChars="0" w:firstLine="482" w:firstLineChars="0"/>
+        <w:jc w:val="both"/>
+        <w:rPr>
+          <w:rFonts w:hint="eastAsia" w:ascii="宋体" w:hAnsi="宋体" w:eastAsia="宋体" w:cs="宋体"/>
+          <w:sz w:val="24"/>
+          <w:lang w:val="en-US" w:eastAsia="zh-CN"/>
+        </w:rPr>
+      </w:pPr>
+      <w:r>
+        <w:rPr>
+          <w:rFonts w:hint="eastAsia" w:ascii="宋体" w:hAnsi="宋体" w:eastAsia="宋体" w:cs="宋体"/>
+          <w:sz w:val="24"/>
+          <w:lang w:val="en-US" w:eastAsia="zh-CN"/>
+        </w:rPr>
+        <w:t>NVC的“四要素”句法模板，不仅仅是一套“说话技巧”。它是一种深刻的“意识转换”练习。</w:t>
+      </w:r>
+    </w:p>
+    <w:p>
+      <w:pPr>
+        <w:snapToGrid/>
+        <w:spacing w:beforeAutospacing="0" w:afterAutospacing="0" w:line="288" w:lineRule="auto"/>
+        <w:ind w:left="0" w:leftChars="0" w:right="0" w:rightChars="0" w:firstLine="482" w:firstLineChars="0"/>
+        <w:jc w:val="both"/>
+        <w:rPr>
+          <w:rFonts w:hint="eastAsia" w:ascii="宋体" w:hAnsi="宋体" w:eastAsia="宋体" w:cs="宋体"/>
+          <w:sz w:val="24"/>
+          <w:lang w:val="en-US" w:eastAsia="zh-CN"/>
+        </w:rPr>
+      </w:pPr>
+    </w:p>
+    <w:p>
+      <w:pPr>
+        <w:snapToGrid/>
+        <w:spacing w:beforeAutospacing="0" w:afterAutospacing="0" w:line="288" w:lineRule="auto"/>
+        <w:ind w:left="0" w:leftChars="0" w:right="0" w:rightChars="0" w:firstLine="482" w:firstLineChars="0"/>
+        <w:jc w:val="both"/>
+        <w:rPr>
+          <w:rFonts w:hint="eastAsia" w:ascii="宋体" w:hAnsi="宋体" w:eastAsia="宋体" w:cs="宋体"/>
+          <w:sz w:val="24"/>
+          <w:lang w:val="en-US" w:eastAsia="zh-CN"/>
+        </w:rPr>
+      </w:pPr>
+      <w:r>
+        <w:rPr>
+          <w:rFonts w:hint="eastAsia" w:ascii="宋体" w:hAnsi="宋体" w:eastAsia="宋体" w:cs="宋体"/>
+          <w:sz w:val="24"/>
+          <w:lang w:val="en-US" w:eastAsia="zh-CN"/>
+        </w:rPr>
+        <w:t>它要求我们，在每一次沟通中，都完成一次从“向外指责”到“向内觉察”的转向。</w:t>
+      </w:r>
+    </w:p>
+    <w:p>
+      <w:pPr>
+        <w:snapToGrid/>
+        <w:spacing w:beforeAutospacing="0" w:afterAutospacing="0" w:line="288" w:lineRule="auto"/>
+        <w:ind w:left="0" w:leftChars="0" w:right="0" w:rightChars="0" w:firstLine="482" w:firstLineChars="0"/>
+        <w:jc w:val="both"/>
+        <w:rPr>
+          <w:rFonts w:hint="eastAsia" w:ascii="宋体" w:hAnsi="宋体" w:eastAsia="宋体" w:cs="宋体"/>
+          <w:sz w:val="24"/>
+          <w:lang w:val="en-US" w:eastAsia="zh-CN"/>
+        </w:rPr>
+      </w:pPr>
+      <w:r>
+        <w:rPr>
+          <w:rFonts w:hint="eastAsia" w:ascii="宋体" w:hAnsi="宋体" w:eastAsia="宋体" w:cs="宋体"/>
+          <w:sz w:val="24"/>
+          <w:lang w:val="en-US" w:eastAsia="zh-CN"/>
+        </w:rPr>
+        <w:t>在评判对方之前，先观察事实。</w:t>
+      </w:r>
+    </w:p>
+    <w:p>
+      <w:pPr>
+        <w:snapToGrid/>
+        <w:spacing w:beforeAutospacing="0" w:afterAutospacing="0" w:line="288" w:lineRule="auto"/>
+        <w:ind w:left="0" w:leftChars="0" w:right="0" w:rightChars="0" w:firstLine="482" w:firstLineChars="0"/>
+        <w:jc w:val="both"/>
+        <w:rPr>
+          <w:rFonts w:hint="eastAsia" w:ascii="宋体" w:hAnsi="宋体" w:eastAsia="宋体" w:cs="宋体"/>
+          <w:sz w:val="24"/>
+          <w:lang w:val="en-US" w:eastAsia="zh-CN"/>
+        </w:rPr>
+      </w:pPr>
+      <w:r>
+        <w:rPr>
+          <w:rFonts w:hint="eastAsia" w:ascii="宋体" w:hAnsi="宋体" w:eastAsia="宋体" w:cs="宋体"/>
+          <w:sz w:val="24"/>
+          <w:lang w:val="en-US" w:eastAsia="zh-CN"/>
+        </w:rPr>
+        <w:t>在诠释对方之前，先感受自己。</w:t>
+      </w:r>
+    </w:p>
+    <w:p>
+      <w:pPr>
+        <w:snapToGrid/>
+        <w:spacing w:beforeAutospacing="0" w:afterAutospacing="0" w:line="288" w:lineRule="auto"/>
+        <w:ind w:left="0" w:leftChars="0" w:right="0" w:rightChars="0" w:firstLine="482" w:firstLineChars="0"/>
+        <w:jc w:val="both"/>
+        <w:rPr>
+          <w:rFonts w:hint="eastAsia" w:ascii="宋体" w:hAnsi="宋体" w:eastAsia="宋体" w:cs="宋体"/>
+          <w:sz w:val="24"/>
+          <w:lang w:val="en-US" w:eastAsia="zh-CN"/>
+        </w:rPr>
+      </w:pPr>
+      <w:r>
+        <w:rPr>
+          <w:rFonts w:hint="eastAsia" w:ascii="宋体" w:hAnsi="宋体" w:eastAsia="宋体" w:cs="宋体"/>
+          <w:sz w:val="24"/>
+          <w:lang w:val="en-US" w:eastAsia="zh-CN"/>
+        </w:rPr>
+        <w:t>在抱怨策略之前，先连接需要。</w:t>
+      </w:r>
+    </w:p>
+    <w:p>
+      <w:pPr>
+        <w:snapToGrid/>
+        <w:spacing w:beforeAutospacing="0" w:afterAutospacing="0" w:line="288" w:lineRule="auto"/>
+        <w:ind w:left="0" w:leftChars="0" w:right="0" w:rightChars="0" w:firstLine="482" w:firstLineChars="0"/>
+        <w:jc w:val="both"/>
+        <w:rPr>
+          <w:rFonts w:hint="eastAsia" w:ascii="宋体" w:hAnsi="宋体" w:eastAsia="宋体" w:cs="宋体"/>
+          <w:sz w:val="24"/>
+          <w:lang w:val="en-US" w:eastAsia="zh-CN"/>
+        </w:rPr>
+      </w:pPr>
+      <w:r>
+        <w:rPr>
+          <w:rFonts w:hint="eastAsia" w:ascii="宋体" w:hAnsi="宋体" w:eastAsia="宋体" w:cs="宋体"/>
+          <w:sz w:val="24"/>
+          <w:lang w:val="en-US" w:eastAsia="zh-CN"/>
+        </w:rPr>
+        <w:t>在发出命令之前，先提出请求。</w:t>
+      </w:r>
+    </w:p>
+    <w:p>
+      <w:pPr>
+        <w:snapToGrid/>
+        <w:spacing w:beforeAutospacing="0" w:afterAutospacing="0" w:line="288" w:lineRule="auto"/>
+        <w:ind w:left="0" w:leftChars="0" w:right="0" w:rightChars="0" w:firstLine="482" w:firstLineChars="0"/>
+        <w:jc w:val="both"/>
+        <w:rPr>
+          <w:rFonts w:hint="eastAsia" w:ascii="宋体" w:hAnsi="宋体" w:eastAsia="宋体" w:cs="宋体"/>
+          <w:sz w:val="24"/>
+          <w:lang w:val="en-US" w:eastAsia="zh-CN"/>
+        </w:rPr>
+      </w:pPr>
+    </w:p>
+    <w:p>
+      <w:pPr>
+        <w:snapToGrid/>
+        <w:spacing w:beforeAutospacing="0" w:afterAutospacing="0" w:line="288" w:lineRule="auto"/>
+        <w:ind w:left="0" w:leftChars="0" w:right="0" w:rightChars="0" w:firstLine="482" w:firstLineChars="0"/>
+        <w:jc w:val="both"/>
+        <w:rPr>
+          <w:rFonts w:hint="eastAsia" w:ascii="宋体" w:hAnsi="宋体" w:eastAsia="宋体" w:cs="宋体"/>
+          <w:sz w:val="24"/>
+          <w:lang w:val="en-US" w:eastAsia="zh-CN"/>
+        </w:rPr>
+      </w:pPr>
+      <w:r>
+        <w:rPr>
+          <w:rFonts w:hint="eastAsia" w:ascii="宋体" w:hAnsi="宋体" w:eastAsia="宋体" w:cs="宋体"/>
+          <w:sz w:val="24"/>
+          <w:lang w:val="en-US" w:eastAsia="zh-CN"/>
+        </w:rPr>
+        <w:t>这种句法上的“革命”，会为我们的人际关系，开辟出一个全新的“可能性空间”。在这个空间里，冲突，不再是需要被“赢”或“输”的“战争”，而是可以被共同“转化”的、通往更深层“理解”和“连接”的“机会”。</w:t>
+      </w:r>
+    </w:p>
+    <w:p>
+      <w:pPr>
+        <w:snapToGrid/>
+        <w:spacing w:beforeAutospacing="0" w:afterAutospacing="0" w:line="288" w:lineRule="auto"/>
+        <w:ind w:left="0" w:leftChars="0" w:right="0" w:rightChars="0" w:firstLine="482" w:firstLineChars="0"/>
+        <w:jc w:val="both"/>
+        <w:rPr>
+          <w:rFonts w:hint="eastAsia" w:ascii="宋体" w:hAnsi="宋体" w:eastAsia="宋体" w:cs="宋体"/>
+          <w:sz w:val="24"/>
+          <w:lang w:val="en-US" w:eastAsia="zh-CN"/>
+        </w:rPr>
+      </w:pPr>
+    </w:p>
+    <w:p>
+      <w:pPr>
+        <w:snapToGrid/>
+        <w:spacing w:beforeAutospacing="0" w:afterAutospacing="0" w:line="288" w:lineRule="auto"/>
+        <w:ind w:left="0" w:leftChars="0" w:right="0" w:rightChars="0" w:firstLine="482" w:firstLineChars="0"/>
+        <w:jc w:val="both"/>
+        <w:rPr>
+          <w:rFonts w:hint="eastAsia" w:ascii="宋体" w:hAnsi="宋体" w:eastAsia="宋体" w:cs="宋体"/>
+          <w:sz w:val="24"/>
+          <w:lang w:val="en-US" w:eastAsia="zh-CN"/>
+        </w:rPr>
+      </w:pPr>
+      <w:r>
+        <w:rPr>
+          <w:rFonts w:hint="eastAsia" w:ascii="宋体" w:hAnsi="宋体" w:eastAsia="宋体" w:cs="宋体"/>
+          <w:sz w:val="24"/>
+          <w:lang w:val="en-US" w:eastAsia="zh-CN"/>
+        </w:rPr>
+        <w:t>在一个被“评判”和“攻击”的语言所主宰的、日益撕裂的世界里，有意识地，在我们的家庭、工作和社区中，去练习和使用NVC这种“连接”的语言，本身就是一种最微小、但却最强大的“和平行动”。</w:t>
+      </w:r>
+    </w:p>
+    <w:p>
+      <w:pPr>
+        <w:pStyle w:val="6"/>
+        <w:bidi w:val="0"/>
+        <w:rPr>
+          <w:rFonts w:hint="eastAsia" w:ascii="宋体" w:hAnsi="宋体" w:eastAsia="宋体" w:cs="宋体"/>
+          <w:sz w:val="24"/>
+          <w:lang w:val="en-US" w:eastAsia="zh-CN"/>
+        </w:rPr>
+      </w:pPr>
+      <w:r>
+        <w:rPr>
+          <w:rFonts w:hint="eastAsia"/>
+          <w:lang w:val="en-US" w:eastAsia="zh-CN"/>
+        </w:rPr>
         <w:t>“诗性语言”的感知唤醒：在“陌生化”中，重遇世界</w:t>
       </w:r>
     </w:p>
@@ -36573,7 +36517,7 @@
           <w:lang w:val="en-US" w:eastAsia="zh-CN"/>
         </w:rPr>
       </w:pPr>
-      <w:bookmarkStart w:id="18" w:name="_Toc1190634963"/>
+      <w:bookmarkStart w:id="18" w:name="_Toc1613445653"/>
       <w:r>
         <w:rPr>
           <w:rFonts w:hint="eastAsia"/>
@@ -37022,7 +36966,7 @@
           <w:lang w:val="en-US" w:eastAsia="zh-CN"/>
         </w:rPr>
       </w:pPr>
-      <w:bookmarkStart w:id="19" w:name="_Toc749200395"/>
+      <w:bookmarkStart w:id="19" w:name="_Toc905079302"/>
       <w:r>
         <w:rPr>
           <w:rFonts w:hint="eastAsia"/>
@@ -37819,7 +37763,7 @@
           <w:lang w:val="en-US" w:eastAsia="zh-CN"/>
         </w:rPr>
       </w:pPr>
-      <w:bookmarkStart w:id="20" w:name="_Toc1114416404"/>
+      <w:bookmarkStart w:id="20" w:name="_Toc1041157013"/>
       <w:r>
         <w:rPr>
           <w:rFonts w:hint="eastAsia"/>
@@ -40430,7 +40374,7 @@
           <w:lang w:val="en-US" w:eastAsia="zh-CN"/>
         </w:rPr>
       </w:pPr>
-      <w:bookmarkStart w:id="21" w:name="_Toc1791616541"/>
+      <w:bookmarkStart w:id="21" w:name="_Toc1029161735"/>
       <w:r>
         <w:rPr>
           <w:rFonts w:hint="eastAsia"/>
@@ -41221,7 +41165,7 @@
           <w:lang w:val="en-US" w:eastAsia="zh-CN"/>
         </w:rPr>
       </w:pPr>
-      <w:bookmarkStart w:id="22" w:name="_Toc1830990000"/>
+      <w:bookmarkStart w:id="22" w:name="_Toc1287987207"/>
       <w:r>
         <w:rPr>
           <w:rFonts w:hint="eastAsia" w:ascii="宋体" w:hAnsi="宋体" w:eastAsia="宋体" w:cs="宋体"/>
@@ -41465,7 +41409,7 @@
           <w:lang w:val="en-US" w:eastAsia="zh-CN"/>
         </w:rPr>
       </w:pPr>
-      <w:bookmarkStart w:id="23" w:name="_Toc8268490"/>
+      <w:bookmarkStart w:id="23" w:name="_Toc565826289"/>
       <w:r>
         <w:rPr>
           <w:rFonts w:hint="eastAsia"/>
@@ -43329,7 +43273,7 @@
           <w:lang w:val="en-US" w:eastAsia="zh-CN"/>
         </w:rPr>
       </w:pPr>
-      <w:bookmarkStart w:id="24" w:name="_Toc1529558022"/>
+      <w:bookmarkStart w:id="24" w:name="_Toc784850307"/>
       <w:r>
         <w:rPr>
           <w:rFonts w:hint="eastAsia"/>
@@ -44301,8 +44245,6 @@
         </w:rPr>
         <w:t>第三部分：本周的“语言考古”与“新词创造”</w:t>
       </w:r>
-      <w:bookmarkStart w:id="27" w:name="_GoBack"/>
-      <w:bookmarkEnd w:id="27"/>
     </w:p>
     <w:p>
       <w:pPr>
@@ -44486,7 +44428,7 @@
           <w:lang w:val="en-US" w:eastAsia="zh-CN"/>
         </w:rPr>
       </w:pPr>
-      <w:bookmarkStart w:id="25" w:name="_Toc1902421164"/>
+      <w:bookmarkStart w:id="25" w:name="_Toc1134549875"/>
       <w:r>
         <w:rPr>
           <w:rFonts w:hint="eastAsia"/>
@@ -45288,7 +45230,7 @@
           <w:lang w:val="en-US" w:eastAsia="zh-CN"/>
         </w:rPr>
       </w:pPr>
-      <w:bookmarkStart w:id="26" w:name="_Toc108483165"/>
+      <w:bookmarkStart w:id="26" w:name="_Toc872447412"/>
       <w:r>
         <w:rPr>
           <w:rFonts w:hint="eastAsia"/>
